--- a/Focus Group Materials/Day-of Operations/Capture_Protocol.docx
+++ b/Focus Group Materials/Day-of Operations/Capture_Protocol.docx
@@ -414,17 +414,173 @@
           <w:rFonts w:ascii="Consolas" w:hAnsi="Consolas"/>
           <w:sz w:val="18"/>
         </w:rPr>
-        <w:t xml:space="preserve">  INSTITUTIONAL BREAKOUT (Rick, Bret, Bob)</w:t>
+        <w:t xml:space="preserve">  INSTITUTIONAL BREAKOUT (6 attendees, soft-split HS/College)</w:t>
         <w:br/>
         <w:t xml:space="preserve">    Facilitator:  Arron</w:t>
         <w:br/>
         <w:t xml:space="preserve">    Note-taker:   [TBD: needs assigned name]</w:t>
         <w:br/>
+        <w:t xml:space="preserve">    HS sub-group: Rick Klimchock, Gio Vonne Sanders, Buck Larry</w:t>
+        <w:br/>
+        <w:t xml:space="preserve">    College sub-group: Bret Colbert, Bob Colbert, Chris Russell</w:t>
+        <w:br/>
         <w:t xml:space="preserve">    Rationale:    Arron leads on coaching framing and</w:t>
         <w:br/>
         <w:t xml:space="preserve">                  compliance, which is where this segment</w:t>
         <w:br/>
-        <w:t xml:space="preserve">                  will press hardest.</w:t>
+        <w:t xml:space="preserve">                  will press hardest. The 6-person room</w:t>
+        <w:br/>
+        <w:t xml:space="preserve">                  runs with structured discussion ordering</w:t>
+        <w:br/>
+        <w:t xml:space="preserve">                  (see SOFT-SPLIT STRUCTURE below) so each</w:t>
+        <w:br/>
+        <w:t xml:space="preserve">                  worksheet question surfaces both HS and</w:t>
+        <w:br/>
+        <w:t xml:space="preserve">                  College answers as separable signal.</w:t>
+      </w:r>
+    </w:p>
+    <w:p>
+      <w:pPr>
+        <w:spacing w:before="0" w:after="0" w:line="240" w:lineRule="auto"/>
+        <w:ind w:left="288"/>
+      </w:pPr>
+      <w:r>
+        <w:rPr>
+          <w:rFonts w:ascii="Consolas" w:hAnsi="Consolas"/>
+          <w:sz w:val="18"/>
+        </w:rPr>
+        <w:t xml:space="preserve">  SOFT-SPLIT STRUCTURE (Institutional only):</w:t>
+        <w:br/>
+        <w:t xml:space="preserve">    For each of the 5 worksheet questions, Arron opens</w:t>
+        <w:br/>
+        <w:t xml:space="preserve">    discussion in this order:</w:t>
+      </w:r>
+    </w:p>
+    <w:p>
+      <w:pPr>
+        <w:pStyle w:val="ListNumber"/>
+      </w:pPr>
+      <w:r>
+        <w:t>HS coaches answer first (~3-4 min)</w:t>
+      </w:r>
+    </w:p>
+    <w:p>
+      <w:pPr>
+        <w:spacing w:before="0" w:after="0" w:line="240" w:lineRule="auto"/>
+        <w:ind w:left="288"/>
+      </w:pPr>
+      <w:r>
+        <w:rPr>
+          <w:rFonts w:ascii="Consolas" w:hAnsi="Consolas"/>
+          <w:sz w:val="18"/>
+        </w:rPr>
+        <w:t xml:space="preserve">         Rick + Gio + Buck. Arron prompts: "Let's start</w:t>
+        <w:br/>
+        <w:t xml:space="preserve">         with the HS lens. [Question]. Rick, want to lead</w:t>
+        <w:br/>
+        <w:t xml:space="preserve">         off?" Answers reflect HS-context: state athletic</w:t>
+        <w:br/>
+        <w:t xml:space="preserve">         association rules, AD + principal + school board</w:t>
+        <w:br/>
+        <w:t xml:space="preserve">         + parent expectations, no NCAA compliance</w:t>
+        <w:br/>
+        <w:t xml:space="preserve">         department, no scholarship dynamics, no transfer</w:t>
+        <w:br/>
+        <w:t xml:space="preserve">         portal pressure.</w:t>
+      </w:r>
+    </w:p>
+    <w:p>
+      <w:pPr>
+        <w:pStyle w:val="ListNumber"/>
+      </w:pPr>
+      <w:r>
+        <w:t>College coaches answer second (~3-4 min)</w:t>
+      </w:r>
+    </w:p>
+    <w:p>
+      <w:pPr>
+        <w:spacing w:before="0" w:after="0" w:line="240" w:lineRule="auto"/>
+        <w:ind w:left="288"/>
+      </w:pPr>
+      <w:r>
+        <w:rPr>
+          <w:rFonts w:ascii="Consolas" w:hAnsi="Consolas"/>
+          <w:sz w:val="18"/>
+        </w:rPr>
+        <w:t xml:space="preserve">         Bret + Bob + Chris. Arron transitions: "Now</w:t>
+        <w:br/>
+        <w:t xml:space="preserve">         college lens. Same question, possibly different</w:t>
+        <w:br/>
+        <w:t xml:space="preserve">         answer." Reframe specific to college if needed.</w:t>
+        <w:br/>
+        <w:t xml:space="preserve">         Answers reflect college-context: NCAA compliance,</w:t>
+        <w:br/>
+        <w:t xml:space="preserve">         scholarship and transfer portal dynamics, AD</w:t>
+        <w:br/>
+        <w:t xml:space="preserve">         reporting structures, FBS vs D2 vs D3 tier</w:t>
+        <w:br/>
+        <w:t xml:space="preserve">         differences, recruitment pipeline.</w:t>
+      </w:r>
+    </w:p>
+    <w:p>
+      <w:pPr>
+        <w:pStyle w:val="ListNumber"/>
+      </w:pPr>
+      <w:r>
+        <w:t>Cross-tier reaction (~1-2 min if time allows)</w:t>
+      </w:r>
+    </w:p>
+    <w:p>
+      <w:pPr>
+        <w:spacing w:before="0" w:after="0" w:line="240" w:lineRule="auto"/>
+        <w:ind w:left="288"/>
+      </w:pPr>
+      <w:r>
+        <w:rPr>
+          <w:rFonts w:ascii="Consolas" w:hAnsi="Consolas"/>
+          <w:sz w:val="18"/>
+        </w:rPr>
+        <w:t xml:space="preserve">         Brief synthesis or contrast moment if a HS</w:t>
+        <w:br/>
+        <w:t xml:space="preserve">         answer surfaces something college coaches want</w:t>
+        <w:br/>
+        <w:t xml:space="preserve">         to react to (or vice versa). Skip if running</w:t>
+        <w:br/>
+        <w:t xml:space="preserve">         tight on time.</w:t>
+      </w:r>
+    </w:p>
+    <w:p>
+      <w:pPr>
+        <w:spacing w:before="0" w:after="0" w:line="240" w:lineRule="auto"/>
+        <w:ind w:left="288"/>
+      </w:pPr>
+      <w:r>
+        <w:rPr>
+          <w:rFonts w:ascii="Consolas" w:hAnsi="Consolas"/>
+          <w:sz w:val="18"/>
+        </w:rPr>
+        <w:t xml:space="preserve">    Total per question: ~7-10 min. Across 5 questions</w:t>
+        <w:br/>
+        <w:t xml:space="preserve">    plus brief intro/wrap, fits in 45-min breakout</w:t>
+        <w:br/>
+        <w:t xml:space="preserve">    window with discipline.</w:t>
+      </w:r>
+    </w:p>
+    <w:p>
+      <w:pPr>
+        <w:spacing w:before="0" w:after="0" w:line="240" w:lineRule="auto"/>
+        <w:ind w:left="288"/>
+      </w:pPr>
+      <w:r>
+        <w:rPr>
+          <w:rFonts w:ascii="Consolas" w:hAnsi="Consolas"/>
+          <w:sz w:val="18"/>
+        </w:rPr>
+        <w:t xml:space="preserve">    Note-taker tags every entry with "HS" or "COL" prefix</w:t>
+        <w:br/>
+        <w:t xml:space="preserve">    in shorthand for trivial synthesis-time separation</w:t>
+        <w:br/>
+        <w:t xml:space="preserve">    (see updated SENTIMENT CODES below).</w:t>
       </w:r>
     </w:p>
     <w:p>
@@ -610,7 +766,9 @@
         <w:br/>
         <w:t xml:space="preserve">  NOTE-TAKER:     [Name]</w:t>
         <w:br/>
-        <w:t xml:space="preserve">  ATTENDEES:      [First names, e.g., Rick, Bret, Bob]</w:t>
+        <w:t xml:space="preserve">  ATTENDEES:      [First names, e.g., Rick, Bret, Bob, Gio,</w:t>
+        <w:br/>
+        <w:t xml:space="preserve">                  Buck, Chris]</w:t>
       </w:r>
     </w:p>
     <w:p>
@@ -652,7 +810,7 @@
           <w:rFonts w:ascii="Consolas" w:hAnsi="Consolas"/>
           <w:sz w:val="18"/>
         </w:rPr>
-        <w:t xml:space="preserve">  [TIMESTAMP] [INITIALS] [SENTIMENT-CODE] [verbatim or paraphrase]</w:t>
+        <w:t xml:space="preserve">  [TIMESTAMP] [TIER] [INITIALS] [SENTIMENT-CODE] [verbatim or paraphrase]</w:t>
       </w:r>
     </w:p>
     <w:p>
@@ -662,6 +820,28 @@
           <w:bottom w:val="single" w:sz="6" w:space="1" w:color="808080"/>
         </w:pBdr>
       </w:pPr>
+    </w:p>
+    <w:p>
+      <w:r>
+        <w:t>TIER PREFIX (Institutional breakout only — soft-split):</w:t>
+      </w:r>
+    </w:p>
+    <w:p>
+      <w:pPr>
+        <w:spacing w:before="0" w:after="0" w:line="240" w:lineRule="auto"/>
+        <w:ind w:left="288"/>
+      </w:pPr>
+      <w:r>
+        <w:rPr>
+          <w:rFonts w:ascii="Consolas" w:hAnsi="Consolas"/>
+          <w:sz w:val="18"/>
+        </w:rPr>
+        <w:t xml:space="preserve">  HS   = High school coach answering (Rick, Gio, Buck)</w:t>
+        <w:br/>
+        <w:t xml:space="preserve">  COL  = College coach answering (Bret, Bob, Chris)</w:t>
+        <w:br/>
+        <w:t xml:space="preserve">  blank = D2C and GTM breakouts do not use tier prefix</w:t>
+      </w:r>
     </w:p>
     <w:p>
       <w:r>
@@ -809,11 +989,8 @@
       </w:r>
     </w:p>
     <w:p>
-      <w:pPr>
-        <w:pStyle w:val="Heading2"/>
-      </w:pPr>
       <w:r>
-        <w:t>EXAMPLES:</w:t>
+        <w:t>EXAMPLES (Institutional breakout — note tier prefix on each entry):</w:t>
       </w:r>
     </w:p>
     <w:p>
@@ -826,9 +1003,9 @@
           <w:rFonts w:ascii="Consolas" w:hAnsi="Consolas"/>
           <w:sz w:val="18"/>
         </w:rPr>
-        <w:t xml:space="preserve">  1:42  RK  N  "Position coaches won't read it. They'll</w:t>
+        <w:t xml:space="preserve">  1:42  HS   RK  N  "Position coaches won't read it. They'll</w:t>
         <w:br/>
-        <w:t xml:space="preserve">              skim the color and move on."</w:t>
+        <w:t xml:space="preserve">                    skim the color and move on."</w:t>
       </w:r>
     </w:p>
     <w:p>
@@ -841,15 +1018,17 @@
           <w:rFonts w:ascii="Consolas" w:hAnsi="Consolas"/>
           <w:sz w:val="18"/>
         </w:rPr>
-        <w:t xml:space="preserve">  1:45  BR  *  Brings in his Saint Vincent rebuilding</w:t>
+        <w:t xml:space="preserve">  1:45  COL  BR  *  Brings in his Saint Vincent rebuilding</w:t>
         <w:br/>
-        <w:t xml:space="preserve">              experience. Says: (paraphrased: institutional</w:t>
+        <w:t xml:space="preserve">                    experience. Says: (paraphrased:</w:t>
         <w:br/>
-        <w:t xml:space="preserve">              adoption depends on whether the dashboard</w:t>
+        <w:t xml:space="preserve">                    institutional adoption depends on</w:t>
         <w:br/>
-        <w:t xml:space="preserve">              shows what the head coach asked them to</w:t>
+        <w:t xml:space="preserve">                    whether the dashboard shows what the</w:t>
         <w:br/>
-        <w:t xml:space="preserve">              measure, not what we think matters)</w:t>
+        <w:t xml:space="preserve">                    head coach asked them to measure, not</w:t>
+        <w:br/>
+        <w:t xml:space="preserve">                    what we think matters)</w:t>
       </w:r>
     </w:p>
     <w:p>
@@ -862,9 +1041,9 @@
           <w:rFonts w:ascii="Consolas" w:hAnsi="Consolas"/>
           <w:sz w:val="18"/>
         </w:rPr>
-        <w:t xml:space="preserve">  1:47  BC  P  "The clinical line in the language is</w:t>
+        <w:t xml:space="preserve">  1:47  COL  BC  P  "The clinical line in the language is</w:t>
         <w:br/>
-        <w:t xml:space="preserve">              exactly right."</w:t>
+        <w:t xml:space="preserve">                    exactly right."</w:t>
       </w:r>
     </w:p>
     <w:p>
@@ -877,9 +1056,88 @@
           <w:rFonts w:ascii="Consolas" w:hAnsi="Consolas"/>
           <w:sz w:val="18"/>
         </w:rPr>
-        <w:t xml:space="preserve">  1:52  RK  Q  Asks whether parent layer is on or off by</w:t>
+        <w:t xml:space="preserve">  1:52  HS   RK  Q  Asks whether parent layer is on or off</w:t>
         <w:br/>
-        <w:t xml:space="preserve">              default. Worth following up in synthesis.</w:t>
+        <w:t xml:space="preserve">                    by default. Worth following up in</w:t>
+        <w:br/>
+        <w:t xml:space="preserve">                    synthesis.</w:t>
+      </w:r>
+    </w:p>
+    <w:p>
+      <w:pPr>
+        <w:spacing w:before="0" w:after="0" w:line="240" w:lineRule="auto"/>
+        <w:ind w:left="288"/>
+      </w:pPr>
+      <w:r>
+        <w:rPr>
+          <w:rFonts w:ascii="Consolas" w:hAnsi="Consolas"/>
+          <w:sz w:val="18"/>
+        </w:rPr>
+        <w:t xml:space="preserve">  1:55  HS   BL  *  Father-son coaching dynamic surfaces.</w:t>
+        <w:br/>
+        <w:t xml:space="preserve">                    (paraphrased: as a coach working under</w:t>
+        <w:br/>
+        <w:t xml:space="preserve">                    his son, sees parent layer differently —</w:t>
+        <w:br/>
+        <w:t xml:space="preserve">                    parents-as-supporters not parents-as-</w:t>
+        <w:br/>
+        <w:t xml:space="preserve">                    monitors framing matches his read)</w:t>
+      </w:r>
+    </w:p>
+    <w:p>
+      <w:pPr>
+        <w:spacing w:before="0" w:after="0" w:line="240" w:lineRule="auto"/>
+        <w:ind w:left="288"/>
+      </w:pPr>
+      <w:r>
+        <w:rPr>
+          <w:rFonts w:ascii="Consolas" w:hAnsi="Consolas"/>
+          <w:sz w:val="18"/>
+        </w:rPr>
+        <w:t xml:space="preserve">  2:01  COL  CR  N  "We use a film breakdown tool already.</w:t>
+        <w:br/>
+        <w:t xml:space="preserve">                    The dashboard would need to integrate</w:t>
+        <w:br/>
+        <w:t xml:space="preserve">                    or we'd ignore it. Standalone is dead</w:t>
+        <w:br/>
+        <w:t xml:space="preserve">                    on arrival."</w:t>
+      </w:r>
+    </w:p>
+    <w:p>
+      <w:r>
+        <w:t>EXAMPLES (D2C and GTM breakouts — no tier prefix):</w:t>
+      </w:r>
+    </w:p>
+    <w:p>
+      <w:pPr>
+        <w:spacing w:before="0" w:after="0" w:line="240" w:lineRule="auto"/>
+        <w:ind w:left="288"/>
+      </w:pPr>
+      <w:r>
+        <w:rPr>
+          <w:rFonts w:ascii="Consolas" w:hAnsi="Consolas"/>
+          <w:sz w:val="18"/>
+        </w:rPr>
+        <w:t xml:space="preserve">  1:42  RO  P  "My athletes would use this for the daily</w:t>
+        <w:br/>
+        <w:t xml:space="preserve">              tune-up alone, twenty bucks a month easy."</w:t>
+      </w:r>
+    </w:p>
+    <w:p>
+      <w:pPr>
+        <w:spacing w:before="0" w:after="0" w:line="240" w:lineRule="auto"/>
+        <w:ind w:left="288"/>
+      </w:pPr>
+      <w:r>
+        <w:rPr>
+          <w:rFonts w:ascii="Consolas" w:hAnsi="Consolas"/>
+          <w:sz w:val="18"/>
+        </w:rPr>
+        <w:t xml:space="preserve">  1:50  JR  M  "Story is clear but the GTM split between</w:t>
+        <w:br/>
+        <w:t xml:space="preserve">              D2C and institutional needs a sharper why-</w:t>
+        <w:br/>
+        <w:t xml:space="preserve">              now argument before sales hits it."</w:t>
       </w:r>
     </w:p>
     <w:p>

--- a/Focus Group Materials/Day-of Operations/Capture_Protocol.docx
+++ b/Focus Group Materials/Day-of Operations/Capture_Protocol.docx
@@ -2054,7 +2054,7 @@
     </w:p>
     <w:sectPr>
       <w:pgSz w:w="12240" w:h="15840"/>
-      <w:pgMar w:top="1296" w:right="1296" w:bottom="1296" w:left="1296" w:header="720" w:footer="720" w:gutter="0"/>
+      <w:pgMar w:top="720" w:right="720" w:bottom="720" w:left="720" w:header="720" w:footer="720" w:gutter="0"/>
       <w:cols w:space="720"/>
       <w:docGrid w:linePitch="360"/>
     </w:sectPr>
